--- a/ind/docx/007.content.docx
+++ b/ind/docx/007.content.docx
@@ -150,26 +150,6 @@
           <w:lang w:val="id_ID" w:bidi="id_ID"/>
         </w:rPr>
         <w:t>I</w:t>
-      </w:r>
-      <w:r>
-        <w:rPr>
-          <w:lang w:val="id_ID" w:bidi="id_ID"/>
-        </w:rPr>
-      </w:r>
-    </w:p>
-    <w:p>
-      <w:pPr/>
-      <w:r>
-        <w:rPr>
-          <w:lang w:val="id_ID" w:bidi="id_ID"/>
-        </w:rPr>
-      </w:r>
-      <w:r>
-        <w:rPr>
-          <w:i/>
-          <w:lang w:val="id_ID" w:bidi="id_ID"/>
-        </w:rPr>
-        <w:t>Israel, Sejarah</w:t>
       </w:r>
       <w:r>
         <w:rPr>

--- a/ind/docx/007.content.docx
+++ b/ind/docx/007.content.docx
@@ -19,7 +19,7 @@
         <w:rPr>
           <w:lang w:val="id_ID" w:bidi="id_ID"/>
         </w:rPr>
-        <w:t>Resource: Kamus Alkitab (Tyndale)</w:t>
+        <w:t>Resource: Tyndale Open Bible Dictionary</w:t>
       </w:r>
       <w:r>
         <w:rPr>
@@ -112,7 +112,7 @@
         <w:rPr>
           <w:lang w:val="id_ID" w:bidi="id_ID"/>
         </w:rPr>
-        <w:t>Kamus Alkitab (Tyndale)</w:t>
+        <w:t>Tyndale Open Bible Dictionary</w:t>
       </w:r>
     </w:p>
     <w:p>

--- a/ind/docx/007.content.docx
+++ b/ind/docx/007.content.docx
@@ -19,7 +19,7 @@
         <w:rPr>
           <w:lang w:val="id_ID" w:bidi="id_ID"/>
         </w:rPr>
-        <w:t>Resource: Tyndale Open Bible Dictionary</w:t>
+        <w:t>Resource: Aquifer Open Bible Dictionary</w:t>
       </w:r>
       <w:r>
         <w:rPr>
@@ -112,7 +112,7 @@
         <w:rPr>
           <w:lang w:val="id_ID" w:bidi="id_ID"/>
         </w:rPr>
-        <w:t>Tyndale Open Bible Dictionary</w:t>
+        <w:t>Aquifer Open Bible Dictionary</w:t>
       </w:r>
     </w:p>
     <w:p>

--- a/ind/docx/007.content.docx
+++ b/ind/docx/007.content.docx
@@ -426,126 +426,84 @@
         </w:rPr>
         <w:t>Kisah Israel dimulai dengan Abraham, yang dipanggil Allah pertama kali di Ur, dan mungkin kemudian di Haran (</w:t>
       </w:r>
-      <w:hyperlink r:id="rId13">
-        <w:r>
-          <w:rPr>
-            <w:lang w:val="id_ID" w:bidi="id_ID"/>
-          </w:rPr>
-          <w:rPr>
-            <w:color w:val="0000EE"/>
-            <w:u w:val="single"/>
-          </w:rPr>
-          <w:t>Kisah 7:2–4</w:t>
-        </w:r>
-      </w:hyperlink>
+      <w:r>
+        <w:rPr>
+          <w:lang w:val="id_ID" w:bidi="id_ID"/>
+        </w:rPr>
+        <w:t>Kisah 7:2–4</w:t>
+      </w:r>
       <w:r>
         <w:rPr>
           <w:lang w:val="id_ID" w:bidi="id_ID"/>
         </w:rPr>
         <w:t>), untuk meninggalkan Mesopotamia dan pergi ke tanah yang akan ditunjukkan Allah. Ketika memanggil Abraham, Allah membuat perjanjian dengannya (</w:t>
       </w:r>
-      <w:hyperlink r:id="rId14">
-        <w:r>
-          <w:rPr>
-            <w:lang w:val="id_ID" w:bidi="id_ID"/>
-          </w:rPr>
-          <w:rPr>
-            <w:color w:val="0000EE"/>
-            <w:u w:val="single"/>
-          </w:rPr>
-          <w:t>Kej. 12:1–3</w:t>
-        </w:r>
-      </w:hyperlink>
+      <w:r>
+        <w:rPr>
+          <w:lang w:val="id_ID" w:bidi="id_ID"/>
+        </w:rPr>
+        <w:t>Kej. 12:1–3</w:t>
+      </w:r>
       <w:r>
         <w:rPr>
           <w:lang w:val="id_ID" w:bidi="id_ID"/>
         </w:rPr>
         <w:t xml:space="preserve">) yang menjanjikan sebuah negeri, berkat ilahi yang istimewa (“Aku akan memberkati orang yang memberkati engkau, dan mengutuk orang-orang yang mengutuk engkau”), dan hak istimewa untuk menjadi saluran berkat bagi seluruh dunia (“dan olehmu semua kaum di muka bumi akan mendapat berkat”). Dalam </w:t>
       </w:r>
-      <w:hyperlink r:id="rId15">
-        <w:r>
-          <w:rPr>
-            <w:lang w:val="id_ID" w:bidi="id_ID"/>
-          </w:rPr>
-          <w:rPr>
-            <w:color w:val="0000EE"/>
-            <w:u w:val="single"/>
-          </w:rPr>
-          <w:t>Kej. 12:4–8</w:t>
-        </w:r>
-      </w:hyperlink>
+      <w:r>
+        <w:rPr>
+          <w:lang w:val="id_ID" w:bidi="id_ID"/>
+        </w:rPr>
+        <w:t>Kej. 12:4–8</w:t>
+      </w:r>
       <w:r>
         <w:rPr>
           <w:lang w:val="id_ID" w:bidi="id_ID"/>
         </w:rPr>
         <w:t xml:space="preserve"> Allah meneguhkan perjanjian yang tidak bersyarat ini, dengan menjanjikan kepada Abraham negeri yang baru ini untuk selama-lamanya, bersama dengan keturunan yang tak terhitung banyaknya. Kemudian, dalam </w:t>
       </w:r>
-      <w:hyperlink r:id="rId16">
-        <w:r>
-          <w:rPr>
-            <w:lang w:val="id_ID" w:bidi="id_ID"/>
-          </w:rPr>
-          <w:rPr>
-            <w:color w:val="0000EE"/>
-            <w:u w:val="single"/>
-          </w:rPr>
-          <w:t>Kej. 15:1–21</w:t>
-        </w:r>
-      </w:hyperlink>
+      <w:r>
+        <w:rPr>
+          <w:lang w:val="id_ID" w:bidi="id_ID"/>
+        </w:rPr>
+        <w:t>Kej. 15:1–21</w:t>
+      </w:r>
       <w:r>
         <w:rPr>
           <w:lang w:val="id_ID" w:bidi="id_ID"/>
         </w:rPr>
         <w:t xml:space="preserve">, Allah kembali menegaskan perjanjian ini, tetapi menambahkan nubuat penting bahwa jaminan untuk menduduki Kanaan untuk selama-lamanya tidak berarti pendudukan tanah itu di setiap generasi. Allah juga menjelaskan batas-batas Tanah Perjanjian (dari sungai Mesir ke sungai Efrat, sekitar 500 sampai 600 mil atau 804 sampai 965 kilometer). Penegasan terakhir dari perjanjian kepada Abraham muncul dalam </w:t>
       </w:r>
-      <w:hyperlink r:id="rId17">
-        <w:r>
-          <w:rPr>
-            <w:lang w:val="id_ID" w:bidi="id_ID"/>
-          </w:rPr>
-          <w:rPr>
-            <w:color w:val="0000EE"/>
-            <w:u w:val="single"/>
-          </w:rPr>
-          <w:t>Kej. 17:6–8</w:t>
-        </w:r>
-      </w:hyperlink>
+      <w:r>
+        <w:rPr>
+          <w:lang w:val="id_ID" w:bidi="id_ID"/>
+        </w:rPr>
+        <w:t>Kej. 17:6–8</w:t>
+      </w:r>
       <w:r>
         <w:rPr>
           <w:lang w:val="id_ID" w:bidi="id_ID"/>
         </w:rPr>
         <w:t>. Perjanjian ini menjamin tanah Kanaan kepada keturunan Abraham dan menambahkan bahwa raja-raja (sebuah antisipasi terhadap dinasti Daud) akan muncul dalam garis keturunannya. Perjanjian ini ditegaskan kepada anak Abraham, Ishak (</w:t>
       </w:r>
-      <w:hyperlink r:id="rId18">
-        <w:r>
-          <w:rPr>
-            <w:lang w:val="id_ID" w:bidi="id_ID"/>
-          </w:rPr>
-          <w:rPr>
-            <w:color w:val="0000EE"/>
-            <w:u w:val="single"/>
-          </w:rPr>
-          <w:t>Kej. 26:3–5</w:t>
-        </w:r>
-      </w:hyperlink>
+      <w:r>
+        <w:rPr>
+          <w:lang w:val="id_ID" w:bidi="id_ID"/>
+        </w:rPr>
+        <w:t>Kej. 26:3–5</w:t>
+      </w:r>
       <w:r>
         <w:rPr>
           <w:lang w:val="id_ID" w:bidi="id_ID"/>
         </w:rPr>
         <w:t xml:space="preserve">) dan cucunya, Yakub (psl. </w:t>
       </w:r>
-      <w:hyperlink r:id="rId19">
-        <w:r>
-          <w:rPr>
-            <w:lang w:val="id_ID" w:bidi="id_ID"/>
-          </w:rPr>
-          <w:rPr>
-            <w:color w:val="0000EE"/>
-            <w:u w:val="single"/>
-          </w:rPr>
-          <w:t>28</w:t>
-        </w:r>
-      </w:hyperlink>
+      <w:r>
+        <w:rPr>
+          <w:lang w:val="id_ID" w:bidi="id_ID"/>
+        </w:rPr>
+        <w:t>28</w:t>
+      </w:r>
       <w:r>
         <w:rPr>
           <w:lang w:val="id_ID" w:bidi="id_ID"/>
@@ -566,18 +524,12 @@
         </w:rPr>
         <w:t xml:space="preserve">Periode ini dikenal sebagai zaman patriarkal dalam sejarah Ibrani. Para patriark (bapa leluhur) adalah Abraham, Ishak, dan Yakub. Mereka disebut patriark karena mereka adalah bapa, tidak hanya untuk keluarga inti mereka, tetapi juga untuk keluarga besar Ibrani, yang berada di bawah otoritas mereka sebagai leluhur. Mereka berperan sebagai kepala politik, hukum, dan kerohanian dari komunitas migrasi mereka, mengurus kepentingan mereka dan memimpin mereka dalam ibadah. Secara berkala mereka membangun mezbah-mezbah untuk mempersembahkan korban. Bahwa komunitas patriarkal sangat besar dapat dilihat dari </w:t>
       </w:r>
-      <w:hyperlink r:id="rId20">
-        <w:r>
-          <w:rPr>
-            <w:lang w:val="id_ID" w:bidi="id_ID"/>
-          </w:rPr>
-          <w:rPr>
-            <w:color w:val="0000EE"/>
-            <w:u w:val="single"/>
-          </w:rPr>
-          <w:t>Kej. 14:14</w:t>
-        </w:r>
-      </w:hyperlink>
+      <w:r>
+        <w:rPr>
+          <w:lang w:val="id_ID" w:bidi="id_ID"/>
+        </w:rPr>
+        <w:t>Kej. 14:14</w:t>
+      </w:r>
       <w:r>
         <w:rPr>
           <w:lang w:val="id_ID" w:bidi="id_ID"/>
@@ -612,18 +564,12 @@
         </w:rPr>
         <w:t>Yakub, seorang yang licik di tahun-tahun awalnya (masa mudanya), berakhir di pengasingan di Mesopotamia utara selama 20 tahun di rumah pamannya, Laban. Di sana ia menikahi Lea dan Rahel dan menjadi ayah dari anak-anak yang menjadi nenek moyang 12 suku Israel. Sekembalinya ke Palestina, ia bertemu dengan Allah di tepi Sungai Yabok (</w:t>
       </w:r>
-      <w:hyperlink r:id="rId21">
-        <w:r>
-          <w:rPr>
-            <w:lang w:val="id_ID" w:bidi="id_ID"/>
-          </w:rPr>
-          <w:rPr>
-            <w:color w:val="0000EE"/>
-            <w:u w:val="single"/>
-          </w:rPr>
-          <w:t>Kej. 32</w:t>
-        </w:r>
-      </w:hyperlink>
+      <w:r>
+        <w:rPr>
+          <w:lang w:val="id_ID" w:bidi="id_ID"/>
+        </w:rPr>
+        <w:t>Kej. 32</w:t>
+      </w:r>
       <w:r>
         <w:rPr>
           <w:lang w:val="id_ID" w:bidi="id_ID"/>
@@ -683,36 +629,24 @@
         </w:rPr>
         <w:t>Seiring berjalannya waktu, muncullah seorang raja di Mesir yang “tidak mengenal Yusuf” (</w:t>
       </w:r>
-      <w:hyperlink r:id="rId22">
-        <w:r>
-          <w:rPr>
-            <w:lang w:val="id_ID" w:bidi="id_ID"/>
-          </w:rPr>
-          <w:rPr>
-            <w:color w:val="0000EE"/>
-            <w:u w:val="single"/>
-          </w:rPr>
-          <w:t>Kel. 1:8</w:t>
-        </w:r>
-      </w:hyperlink>
+      <w:r>
+        <w:rPr>
+          <w:lang w:val="id_ID" w:bidi="id_ID"/>
+        </w:rPr>
+        <w:t>Kel. 1:8</w:t>
+      </w:r>
       <w:r>
         <w:rPr>
           <w:lang w:val="id_ID" w:bidi="id_ID"/>
         </w:rPr>
         <w:t>). Kemungkinan besar ini berarti bahwa sebuah dinasti Mesir asli telah muncul di Mesir dan mereka khawatir dengan fakta bahwa jumlah dan kekayaan orang Ibrani yang terus bertambah dapat membahayakan kekuasaan/supremasi mereka sendiri. Namun, tindakan Mesir untuk menaklukkan bangsa Ibrani dan mengurangi angka kelahiran mereka justru berdampak sebaliknya (</w:t>
       </w:r>
-      <w:hyperlink r:id="rId23">
-        <w:r>
-          <w:rPr>
-            <w:lang w:val="id_ID" w:bidi="id_ID"/>
-          </w:rPr>
-          <w:rPr>
-            <w:color w:val="0000EE"/>
-            <w:u w:val="single"/>
-          </w:rPr>
-          <w:t>Kel. 1:12</w:t>
-        </w:r>
-      </w:hyperlink>
+      <w:r>
+        <w:rPr>
+          <w:lang w:val="id_ID" w:bidi="id_ID"/>
+        </w:rPr>
+        <w:t>Kel. 1:12</w:t>
+      </w:r>
       <w:r>
         <w:rPr>
           <w:lang w:val="id_ID" w:bidi="id_ID"/>
@@ -733,18 +667,12 @@
         </w:rPr>
         <w:t>Pada usia 40 tahun, Musa menempatkan identitas dirinya bersama bangsanya sendiri. Dia membunuh seorang Mesir untuk membela sesama orang Ibrani, dan segera melarikan diri ke tanah Midian di bagian timur laut Semenanjung Sinai. Dia menikah dan tinggal di sana selama 40 tahun, menjadi sangat akrab dengan geografi dan jalan-jalan di padang gurun yang kelak akan dilaluinya untuk memimpin bangsa Ibrani. Bangsa Mesir terus menindas bangsa Ibrani dengan kejam hingga mereka berseru kepada Allah untuk dibebaskan. Sebagai tanggapan, Allah menegur Musa dalam peristiwa semak belukar yang terkenal dan memintanya untuk kembali ke Mesir dan memimpin bangsa itu kembali ke tanah Kanaan (</w:t>
       </w:r>
-      <w:hyperlink r:id="rId24">
-        <w:r>
-          <w:rPr>
-            <w:lang w:val="id_ID" w:bidi="id_ID"/>
-          </w:rPr>
-          <w:rPr>
-            <w:color w:val="0000EE"/>
-            <w:u w:val="single"/>
-          </w:rPr>
-          <w:t>Kel. 3–4</w:t>
-        </w:r>
-      </w:hyperlink>
+      <w:r>
+        <w:rPr>
+          <w:lang w:val="id_ID" w:bidi="id_ID"/>
+        </w:rPr>
+        <w:t>Kel. 3–4</w:t>
+      </w:r>
       <w:r>
         <w:rPr>
           <w:lang w:val="id_ID" w:bidi="id_ID"/>
@@ -776,18 +704,12 @@
         </w:rPr>
         <w:t>Dapat dimengerti bahwa firaun Mesir enggan mengizinkan orang Ibrani pergi secara permanen. Nilai dari tenaga kerja besar ini tidak terhitung. Namun akhirnya, setelah mengalami serangkaian sepuluh tulah, yang mungkin berlangsung selama setahun, orang Mesir dibujuk untuk membiarkan orang Ibrani pergi (</w:t>
       </w:r>
-      <w:hyperlink r:id="rId25">
-        <w:r>
-          <w:rPr>
-            <w:lang w:val="id_ID" w:bidi="id_ID"/>
-          </w:rPr>
-          <w:rPr>
-            <w:color w:val="0000EE"/>
-            <w:u w:val="single"/>
-          </w:rPr>
-          <w:t>Kel. 7–12</w:t>
-        </w:r>
-      </w:hyperlink>
+      <w:r>
+        <w:rPr>
+          <w:lang w:val="id_ID" w:bidi="id_ID"/>
+        </w:rPr>
+        <w:t>Kel. 7–12</w:t>
+      </w:r>
       <w:r>
         <w:rPr>
           <w:lang w:val="id_ID" w:bidi="id_ID"/>
@@ -808,18 +730,12 @@
         </w:rPr>
         <w:t>Tulah-tulah tersebut memiliki tujuan teologis dan juga tujuan praktis. Tulah-tulah ini mendiskreditkan dewa-dewa Mesir dan meninggikan Allah yang Mahatinggi di surga (</w:t>
       </w:r>
-      <w:hyperlink r:id="rId26">
-        <w:r>
-          <w:rPr>
-            <w:lang w:val="id_ID" w:bidi="id_ID"/>
-          </w:rPr>
-          <w:rPr>
-            <w:color w:val="0000EE"/>
-            <w:u w:val="single"/>
-          </w:rPr>
-          <w:t>Kel. 12:12</w:t>
-        </w:r>
-      </w:hyperlink>
+      <w:r>
+        <w:rPr>
+          <w:lang w:val="id_ID" w:bidi="id_ID"/>
+        </w:rPr>
+        <w:t>Kel. 12:12</w:t>
+      </w:r>
       <w:r>
         <w:rPr>
           <w:lang w:val="id_ID" w:bidi="id_ID"/>
@@ -906,18 +822,12 @@
         </w:rPr>
         <w:t xml:space="preserve">Tanggal mereka meninggalkan Mesir masih menjadi perdebatan. Secara tradisional, tanggal sekitar 1446 SM diberikan untuk peristiwa keluaran (bdk. </w:t>
       </w:r>
-      <w:hyperlink r:id="rId27">
-        <w:r>
-          <w:rPr>
-            <w:lang w:val="id_ID" w:bidi="id_ID"/>
-          </w:rPr>
-          <w:rPr>
-            <w:color w:val="0000EE"/>
-            <w:u w:val="single"/>
-          </w:rPr>
-          <w:t>1Raj. 6:1</w:t>
-        </w:r>
-      </w:hyperlink>
+      <w:r>
+        <w:rPr>
+          <w:lang w:val="id_ID" w:bidi="id_ID"/>
+        </w:rPr>
+        <w:t>1Raj. 6:1</w:t>
+      </w:r>
       <w:r>
         <w:rPr>
           <w:lang w:val="id_ID" w:bidi="id_ID"/>
@@ -991,144 +901,96 @@
         </w:rPr>
         <w:t>Di Sinai, Allah memberikan hukum Taurat (</w:t>
       </w:r>
-      <w:hyperlink r:id="rId28">
-        <w:r>
-          <w:rPr>
-            <w:lang w:val="id_ID" w:bidi="id_ID"/>
-          </w:rPr>
-          <w:rPr>
-            <w:color w:val="0000EE"/>
-            <w:u w:val="single"/>
-          </w:rPr>
-          <w:t>Kel. 19:2–24:18</w:t>
-        </w:r>
-      </w:hyperlink>
+      <w:r>
+        <w:rPr>
+          <w:lang w:val="id_ID" w:bidi="id_ID"/>
+        </w:rPr>
+        <w:t>Kel. 19:2–24:18</w:t>
+      </w:r>
       <w:r>
         <w:rPr>
           <w:lang w:val="id_ID" w:bidi="id_ID"/>
         </w:rPr>
         <w:t>), dan bangsa itu segera berkomitmen untuk mematuhinya (</w:t>
       </w:r>
-      <w:hyperlink r:id="rId29">
-        <w:r>
-          <w:rPr>
-            <w:lang w:val="id_ID" w:bidi="id_ID"/>
-          </w:rPr>
-          <w:rPr>
-            <w:color w:val="0000EE"/>
-            <w:u w:val="single"/>
-          </w:rPr>
-          <w:t>Kel. 24:3</w:t>
-        </w:r>
-      </w:hyperlink>
+      <w:r>
+        <w:rPr>
+          <w:lang w:val="id_ID" w:bidi="id_ID"/>
+        </w:rPr>
+        <w:t>Kel. 24:3</w:t>
+      </w:r>
       <w:r>
         <w:rPr>
           <w:lang w:val="id_ID" w:bidi="id_ID"/>
         </w:rPr>
         <w:t xml:space="preserve">). Kemudian Allah memberikan pola untuk Kemah Suci dan perabotannya (pasal </w:t>
       </w:r>
-      <w:hyperlink r:id="rId30">
-        <w:r>
-          <w:rPr>
-            <w:lang w:val="id_ID" w:bidi="id_ID"/>
-          </w:rPr>
-          <w:rPr>
-            <w:color w:val="0000EE"/>
-            <w:u w:val="single"/>
-          </w:rPr>
-          <w:t>25–27</w:t>
-        </w:r>
-      </w:hyperlink>
+      <w:r>
+        <w:rPr>
+          <w:lang w:val="id_ID" w:bidi="id_ID"/>
+        </w:rPr>
+        <w:t>25–27</w:t>
+      </w:r>
       <w:r>
         <w:rPr>
           <w:lang w:val="id_ID" w:bidi="id_ID"/>
         </w:rPr>
         <w:t xml:space="preserve">, </w:t>
       </w:r>
-      <w:hyperlink r:id="rId31">
-        <w:r>
-          <w:rPr>
-            <w:lang w:val="id_ID" w:bidi="id_ID"/>
-          </w:rPr>
-          <w:rPr>
-            <w:color w:val="0000EE"/>
-            <w:u w:val="single"/>
-          </w:rPr>
-          <w:t>30–31</w:t>
-        </w:r>
-      </w:hyperlink>
+      <w:r>
+        <w:rPr>
+          <w:lang w:val="id_ID" w:bidi="id_ID"/>
+        </w:rPr>
+        <w:t>30–31</w:t>
+      </w:r>
       <w:r>
         <w:rPr>
           <w:lang w:val="id_ID" w:bidi="id_ID"/>
         </w:rPr>
         <w:t xml:space="preserve">, </w:t>
       </w:r>
-      <w:hyperlink r:id="rId32">
-        <w:r>
-          <w:rPr>
-            <w:lang w:val="id_ID" w:bidi="id_ID"/>
-          </w:rPr>
-          <w:rPr>
-            <w:color w:val="0000EE"/>
-            <w:u w:val="single"/>
-          </w:rPr>
-          <w:t>35–40</w:t>
-        </w:r>
-      </w:hyperlink>
+      <w:r>
+        <w:rPr>
+          <w:lang w:val="id_ID" w:bidi="id_ID"/>
+        </w:rPr>
+        <w:t>35–40</w:t>
+      </w:r>
       <w:r>
         <w:rPr>
           <w:lang w:val="id_ID" w:bidi="id_ID"/>
         </w:rPr>
         <w:t xml:space="preserve">) dan menetapkan keimamatan (pasal </w:t>
       </w:r>
-      <w:hyperlink r:id="rId33">
-        <w:r>
-          <w:rPr>
-            <w:lang w:val="id_ID" w:bidi="id_ID"/>
-          </w:rPr>
-          <w:rPr>
-            <w:color w:val="0000EE"/>
-            <w:u w:val="single"/>
-          </w:rPr>
-          <w:t>28–29</w:t>
-        </w:r>
-      </w:hyperlink>
+      <w:r>
+        <w:rPr>
+          <w:lang w:val="id_ID" w:bidi="id_ID"/>
+        </w:rPr>
+        <w:t>28–29</w:t>
+      </w:r>
       <w:r>
         <w:rPr>
           <w:lang w:val="id_ID" w:bidi="id_ID"/>
         </w:rPr>
         <w:t xml:space="preserve">). Sementara Musa berada di gunung menerima wahyu Allah, bangsa itu menjadi gelisah dan mendesak untuk mendapatkan dewa-dewa yang dapat mereka lihat. Bahkan Harun pun terbawa arus penyembahan berhala dan mengawasi pembuatan patung anak lembu emas dan pembangunan mezbah di depannya. Fakta bahwa mereka dengan mudahnya berpaling kepada penyembahan sapi Mesir menunjukkan bahwa penyembahan berhala telah merasuk ke dalam diri mereka ketika mereka berada di pembuangan (pasal </w:t>
       </w:r>
-      <w:hyperlink r:id="rId34">
-        <w:r>
-          <w:rPr>
-            <w:lang w:val="id_ID" w:bidi="id_ID"/>
-          </w:rPr>
-          <w:rPr>
-            <w:color w:val="0000EE"/>
-            <w:u w:val="single"/>
-          </w:rPr>
-          <w:t>32–34</w:t>
-        </w:r>
-      </w:hyperlink>
+      <w:r>
+        <w:rPr>
+          <w:lang w:val="id_ID" w:bidi="id_ID"/>
+        </w:rPr>
+        <w:t>32–34</w:t>
+      </w:r>
       <w:r>
         <w:rPr>
           <w:lang w:val="id_ID" w:bidi="id_ID"/>
         </w:rPr>
         <w:t>). Tanggapan syafaat Musa terhadap pengumuman Allah bahwa Ia akan menghancurkan Israel karena penyembahan berhala mereka menghasilkan tekad ilahi untuk melaksanakan penghakiman hanya atas para pelanggar terburuk (</w:t>
       </w:r>
-      <w:hyperlink r:id="rId35">
-        <w:r>
-          <w:rPr>
-            <w:lang w:val="id_ID" w:bidi="id_ID"/>
-          </w:rPr>
-          <w:rPr>
-            <w:color w:val="0000EE"/>
-            <w:u w:val="single"/>
-          </w:rPr>
-          <w:t>Kel. 32:9–14</w:t>
-        </w:r>
-      </w:hyperlink>
+      <w:r>
+        <w:rPr>
+          <w:lang w:val="id_ID" w:bidi="id_ID"/>
+        </w:rPr>
+        <w:t>Kel. 32:9–14</w:t>
+      </w:r>
       <w:r>
         <w:rPr>
           <w:lang w:val="id_ID" w:bidi="id_ID"/>
@@ -1149,18 +1011,12 @@
         </w:rPr>
         <w:t>Selanjutnya, Allah mewahyukan/menyatakan tatanan hukum dan keimamatan (</w:t>
       </w:r>
-      <w:hyperlink r:id="rId36">
-        <w:r>
-          <w:rPr>
-            <w:lang w:val="id_ID" w:bidi="id_ID"/>
-          </w:rPr>
-          <w:rPr>
-            <w:color w:val="0000EE"/>
-            <w:u w:val="single"/>
-          </w:rPr>
-          <w:t>Im. 1:1–27:34</w:t>
-        </w:r>
-      </w:hyperlink>
+      <w:r>
+        <w:rPr>
+          <w:lang w:val="id_ID" w:bidi="id_ID"/>
+        </w:rPr>
+        <w:t>Im. 1:1–27:34</w:t>
+      </w:r>
       <w:r>
         <w:rPr>
           <w:lang w:val="id_ID" w:bidi="id_ID"/>
@@ -1181,54 +1037,36 @@
         </w:rPr>
         <w:t>Setelah berkemah di Sinai selama kurang lebih satu tahun, bangsa Israel mendapat perintah untuk maju (</w:t>
       </w:r>
-      <w:hyperlink r:id="rId37">
-        <w:r>
-          <w:rPr>
-            <w:lang w:val="id_ID" w:bidi="id_ID"/>
-          </w:rPr>
-          <w:rPr>
-            <w:color w:val="0000EE"/>
-            <w:u w:val="single"/>
-          </w:rPr>
-          <w:t>Bil. 10:11–12</w:t>
-        </w:r>
-      </w:hyperlink>
+      <w:r>
+        <w:rPr>
+          <w:lang w:val="id_ID" w:bidi="id_ID"/>
+        </w:rPr>
+        <w:t>Bil. 10:11–12</w:t>
+      </w:r>
       <w:r>
         <w:rPr>
           <w:lang w:val="id_ID" w:bidi="id_ID"/>
         </w:rPr>
         <w:t xml:space="preserve">). Miryam (saudara perempuan Musa) dan Harun mengkritik kepemimpinan Musa dan mengalami hukuman ilahi sebagai konsekuensinya (psl. </w:t>
       </w:r>
-      <w:hyperlink r:id="rId38">
-        <w:r>
-          <w:rPr>
-            <w:lang w:val="id_ID" w:bidi="id_ID"/>
-          </w:rPr>
-          <w:rPr>
-            <w:color w:val="0000EE"/>
-            <w:u w:val="single"/>
-          </w:rPr>
-          <w:t>12</w:t>
-        </w:r>
-      </w:hyperlink>
+      <w:r>
+        <w:rPr>
+          <w:lang w:val="id_ID" w:bidi="id_ID"/>
+        </w:rPr>
+        <w:t>12</w:t>
+      </w:r>
       <w:r>
         <w:rPr>
           <w:lang w:val="id_ID" w:bidi="id_ID"/>
         </w:rPr>
         <w:t>). Ketika bangsa Israel tiba di Kadesh-Barnea, pintu gerbang ke Palestina bagian selatan, mereka ketakutan dengan laporan sebagian besar mata-mata yang telah mengintai di Kanaan dan memutuskan untuk tidak meneruskan perjalanan ke Kanaan. Mereka meminta seorang pemimpin baru untuk membawa mereka kembali ke Mesir. Allah menyatakan bahwa seluruh generasi itu akan mengembara di padang gurun sampai mereka yang sudah dewasa meninggal. Hanya Yosua dan Kaleb (dua mata-mata yang mendukung untuk segera menyerbu) yang akan memasuki Tanah Perjanjian (</w:t>
       </w:r>
-      <w:hyperlink r:id="rId39">
-        <w:r>
-          <w:rPr>
-            <w:lang w:val="id_ID" w:bidi="id_ID"/>
-          </w:rPr>
-          <w:rPr>
-            <w:color w:val="0000EE"/>
-            <w:u w:val="single"/>
-          </w:rPr>
-          <w:t>Bil. 14:26–30</w:t>
-        </w:r>
-      </w:hyperlink>
+      <w:r>
+        <w:rPr>
+          <w:lang w:val="id_ID" w:bidi="id_ID"/>
+        </w:rPr>
+        <w:t>Bil. 14:26–30</w:t>
+      </w:r>
       <w:r>
         <w:rPr>
           <w:lang w:val="id_ID" w:bidi="id_ID"/>
@@ -1260,18 +1098,12 @@
         </w:rPr>
         <w:t>Bagian akhir dari kitab Bilangan menggambarkan bagaimana Musa memimpin bangsa Israel meraih kemenangan atas bangsa-bangsa yang tinggal di sebelah timur Sungai Yordan. Suku Ruben, Gad, dan setengah suku Manasye meminta izin untuk menetap di sana dan dengan berat hati diizinkan dengan syarat mereka harus bergabung dengan orang Israel lainnya untuk menaklukkan Kanaan sebelum menetap. Sebelum kemenangan di Transyordania, sebuah sensus baru terhadap pria dewasa dilakukan untuk menentukan kemampuan militer Israel dan untuk memberikan dasar bagi pembagian yang adil atas tanah yang akan mereka masuki. Jumlah laki-laki yang berusia di atas 20 tahun adalah 601,730 orang (</w:t>
       </w:r>
-      <w:hyperlink r:id="rId40">
-        <w:r>
-          <w:rPr>
-            <w:lang w:val="id_ID" w:bidi="id_ID"/>
-          </w:rPr>
-          <w:rPr>
-            <w:color w:val="0000EE"/>
-            <w:u w:val="single"/>
-          </w:rPr>
-          <w:t>Bil. 26:51</w:t>
-        </w:r>
-      </w:hyperlink>
+      <w:r>
+        <w:rPr>
+          <w:lang w:val="id_ID" w:bidi="id_ID"/>
+        </w:rPr>
+        <w:t>Bil. 26:51</w:t>
+      </w:r>
       <w:r>
         <w:rPr>
           <w:lang w:val="id_ID" w:bidi="id_ID"/>
@@ -1306,18 +1138,12 @@
         </w:rPr>
         <w:t>Narasi penaklukan yang muncul dalam kitab Yosua bukanlah kisah pertempuran yang terperinci. Kitab ini menggambarkan penyerbuan ke tengah-tengah Palestina di sekitar Yerikho dan Ai, sebuah perjalanan ke selatan untuk mengalahkan liga/pasukan Amori, dan sebuah serangan ke utara untuk melawan Hazor dan kota-kota lainnya. Sejarah Yosua sangat panjang, karena aksi militer Yosua yang besar pasti membutuhkan waktu sekitar enam tahun. Teman Yosua, Kaleb, berusia 79 tahun saat penaklukan dimulai dan 85 tahun setelah pertempuran besar terakhir dengan Yabin, raja Hazor (</w:t>
       </w:r>
-      <w:hyperlink r:id="rId41">
-        <w:r>
-          <w:rPr>
-            <w:lang w:val="id_ID" w:bidi="id_ID"/>
-          </w:rPr>
-          <w:rPr>
-            <w:color w:val="0000EE"/>
-            <w:u w:val="single"/>
-          </w:rPr>
-          <w:t>Yos. 14:7–10</w:t>
-        </w:r>
-      </w:hyperlink>
+      <w:r>
+        <w:rPr>
+          <w:lang w:val="id_ID" w:bidi="id_ID"/>
+        </w:rPr>
+        <w:t>Yos. 14:7–10</w:t>
+      </w:r>
       <w:r>
         <w:rPr>
           <w:lang w:val="id_ID" w:bidi="id_ID"/>
@@ -1338,18 +1164,12 @@
         </w:rPr>
         <w:t>Ketika perang berakhir, benteng-benteng utama (mis., Yerusalem) masih berada di tangan musuh, tetapi tanah di sebelah barat Sungai Yordan dialokasikan untuk sembilan setengah suku Ibrani. Tugas untuk mengalahkan kota-kota musuh diserahkan kepada masing-masing suku yang mendiami tanah itu. Kitab Yosua bukanlah sebuah narasi tentang kehebatan perang Israel, melainkan tentang kesetiaan dan campur tangan Allah atas umat-Nya. Sebagai contoh, di Yerikho mereka tidak menyerang tetapi hanya mengikuti perintah ilahi dan menyaksikan pertahanan mereka runtuh; di Gibeon, hujan es menewaskan lebih banyak orang Amori daripada tentara Israel (</w:t>
       </w:r>
-      <w:hyperlink r:id="rId42">
-        <w:r>
-          <w:rPr>
-            <w:lang w:val="id_ID" w:bidi="id_ID"/>
-          </w:rPr>
-          <w:rPr>
-            <w:color w:val="0000EE"/>
-            <w:u w:val="single"/>
-          </w:rPr>
-          <w:t>Yos. 10:7–11</w:t>
-        </w:r>
-      </w:hyperlink>
+      <w:r>
+        <w:rPr>
+          <w:lang w:val="id_ID" w:bidi="id_ID"/>
+        </w:rPr>
+        <w:t>Yos. 10:7–11</w:t>
+      </w:r>
       <w:r>
         <w:rPr>
           <w:lang w:val="id_ID" w:bidi="id_ID"/>
@@ -1409,36 +1229,24 @@
         </w:rPr>
         <w:t>Penentuan kronologi para hakim adalah salah satu masalah yang paling sulit dalam Alkitab. Jika semua tahun penindasan dan masa istirahat yang disebutkan dalam kitab ini dijumlahkan, hasilnya adalah 410 tahun. Kitab Kisah Para Rasul mencatat total 450 tahun dari zaman Yosua hingga Samuel (</w:t>
       </w:r>
-      <w:hyperlink r:id="rId43">
-        <w:r>
-          <w:rPr>
-            <w:lang w:val="id_ID" w:bidi="id_ID"/>
-          </w:rPr>
-          <w:rPr>
-            <w:color w:val="0000EE"/>
-            <w:u w:val="single"/>
-          </w:rPr>
-          <w:t>Kisah 13:19</w:t>
-        </w:r>
-      </w:hyperlink>
+      <w:r>
+        <w:rPr>
+          <w:lang w:val="id_ID" w:bidi="id_ID"/>
+        </w:rPr>
+        <w:t>Kisah 13:19</w:t>
+      </w:r>
       <w:r>
         <w:rPr>
           <w:lang w:val="id_ID" w:bidi="id_ID"/>
         </w:rPr>
         <w:t>). Perbedaan dalam kitab Kisah Para Rasul mungkin disebabkan oleh penambahan 40 tahun pelayanan Eli (</w:t>
       </w:r>
-      <w:hyperlink r:id="rId44">
-        <w:r>
-          <w:rPr>
-            <w:lang w:val="id_ID" w:bidi="id_ID"/>
-          </w:rPr>
-          <w:rPr>
-            <w:color w:val="0000EE"/>
-            <w:u w:val="single"/>
-          </w:rPr>
-          <w:t>1Sam. 4:18</w:t>
-        </w:r>
-      </w:hyperlink>
+      <w:r>
+        <w:rPr>
+          <w:lang w:val="id_ID" w:bidi="id_ID"/>
+        </w:rPr>
+        <w:t>1Sam. 4:18</w:t>
+      </w:r>
       <w:r>
         <w:rPr>
           <w:lang w:val="id_ID" w:bidi="id_ID"/>
@@ -1470,72 +1278,48 @@
         </w:rPr>
         <w:t>Karena kelemahan Israel yang diakibatkan oleh perpecahan politik dan ketidakmampuan serta korupsi yang dilakukan oleh anak-anak Eli dan Samuel, bangsa Israel meminta seorang raja untuk memerintah mereka. Permintaan ini pada kenyataannya merupakan penolakan terhadap rencana ilahi tentang teokrasi-pemerintahan Allah. Allah mengabulkan permintaan bangsa Ibrani, tetapi memperingatkan mereka akan kerugian-kerugian yang ditimbulkan oleh sistem monarki (</w:t>
       </w:r>
-      <w:hyperlink r:id="rId45">
-        <w:r>
-          <w:rPr>
-            <w:lang w:val="id_ID" w:bidi="id_ID"/>
-          </w:rPr>
-          <w:rPr>
-            <w:color w:val="0000EE"/>
-            <w:u w:val="single"/>
-          </w:rPr>
-          <w:t>1Sam. 8:9–21</w:t>
-        </w:r>
-      </w:hyperlink>
+      <w:r>
+        <w:rPr>
+          <w:lang w:val="id_ID" w:bidi="id_ID"/>
+        </w:rPr>
+        <w:t>1Sam. 8:9–21</w:t>
+      </w:r>
       <w:r>
         <w:rPr>
           <w:lang w:val="id_ID" w:bidi="id_ID"/>
         </w:rPr>
         <w:t xml:space="preserve">). Konsep kerajaan bukanlah hal baru bagi Israel. Hal ini telah diisyaratkan dalam </w:t>
       </w:r>
-      <w:hyperlink r:id="rId46">
-        <w:r>
-          <w:rPr>
-            <w:lang w:val="id_ID" w:bidi="id_ID"/>
-          </w:rPr>
-          <w:rPr>
-            <w:color w:val="0000EE"/>
-            <w:u w:val="single"/>
-          </w:rPr>
-          <w:t>Kej. 49:10</w:t>
-        </w:r>
-      </w:hyperlink>
+      <w:r>
+        <w:rPr>
+          <w:lang w:val="id_ID" w:bidi="id_ID"/>
+        </w:rPr>
+        <w:t>Kej. 49:10</w:t>
+      </w:r>
       <w:r>
         <w:rPr>
           <w:lang w:val="id_ID" w:bidi="id_ID"/>
         </w:rPr>
         <w:t xml:space="preserve"> dan </w:t>
       </w:r>
-      <w:hyperlink r:id="rId47">
-        <w:r>
-          <w:rPr>
-            <w:lang w:val="id_ID" w:bidi="id_ID"/>
-          </w:rPr>
-          <w:rPr>
-            <w:color w:val="0000EE"/>
-            <w:u w:val="single"/>
-          </w:rPr>
-          <w:t>Bil. 24:17</w:t>
-        </w:r>
-      </w:hyperlink>
+      <w:r>
+        <w:rPr>
+          <w:lang w:val="id_ID" w:bidi="id_ID"/>
+        </w:rPr>
+        <w:t>Bil. 24:17</w:t>
+      </w:r>
       <w:r>
         <w:rPr>
           <w:lang w:val="id_ID" w:bidi="id_ID"/>
         </w:rPr>
         <w:t xml:space="preserve">, dan Musa telah membuat beberapa pernyataan yang sangat jelas tentang hal itu dalam </w:t>
       </w:r>
-      <w:hyperlink r:id="rId48">
-        <w:r>
-          <w:rPr>
-            <w:lang w:val="id_ID" w:bidi="id_ID"/>
-          </w:rPr>
-          <w:rPr>
-            <w:color w:val="0000EE"/>
-            <w:u w:val="single"/>
-          </w:rPr>
-          <w:t>Ul. 17:14–20</w:t>
-        </w:r>
-      </w:hyperlink>
+      <w:r>
+        <w:rPr>
+          <w:lang w:val="id_ID" w:bidi="id_ID"/>
+        </w:rPr>
+        <w:t>Ul. 17:14–20</w:t>
+      </w:r>
       <w:r>
         <w:rPr>
           <w:lang w:val="id_ID" w:bidi="id_ID"/>
@@ -1556,54 +1340,36 @@
         </w:rPr>
         <w:t>Tahap pertama monarki Ibrani biasanya disebut monarki bersatu karena seluruh Israel diperintah oleh satu raja. Periode ini berlangsung selama 120 tahun—meliputi masa pemerintahan Saul selama 40 tahun (</w:t>
       </w:r>
-      <w:hyperlink r:id="rId49">
-        <w:r>
-          <w:rPr>
-            <w:lang w:val="id_ID" w:bidi="id_ID"/>
-          </w:rPr>
-          <w:rPr>
-            <w:color w:val="0000EE"/>
-            <w:u w:val="single"/>
-          </w:rPr>
-          <w:t>Kisah 13:21</w:t>
-        </w:r>
-      </w:hyperlink>
+      <w:r>
+        <w:rPr>
+          <w:lang w:val="id_ID" w:bidi="id_ID"/>
+        </w:rPr>
+        <w:t>Kisah 13:21</w:t>
+      </w:r>
       <w:r>
         <w:rPr>
           <w:lang w:val="id_ID" w:bidi="id_ID"/>
         </w:rPr>
         <w:t>), Daud (</w:t>
       </w:r>
-      <w:hyperlink r:id="rId50">
-        <w:r>
-          <w:rPr>
-            <w:lang w:val="id_ID" w:bidi="id_ID"/>
-          </w:rPr>
-          <w:rPr>
-            <w:color w:val="0000EE"/>
-            <w:u w:val="single"/>
-          </w:rPr>
-          <w:t>2Sam. 5:5</w:t>
-        </w:r>
-      </w:hyperlink>
+      <w:r>
+        <w:rPr>
+          <w:lang w:val="id_ID" w:bidi="id_ID"/>
+        </w:rPr>
+        <w:t>2Sam. 5:5</w:t>
+      </w:r>
       <w:r>
         <w:rPr>
           <w:lang w:val="id_ID" w:bidi="id_ID"/>
         </w:rPr>
         <w:t>), dan Salomo (</w:t>
       </w:r>
-      <w:hyperlink r:id="rId51">
-        <w:r>
-          <w:rPr>
-            <w:lang w:val="id_ID" w:bidi="id_ID"/>
-          </w:rPr>
-          <w:rPr>
-            <w:color w:val="0000EE"/>
-            <w:u w:val="single"/>
-          </w:rPr>
-          <w:t>1Raj. 11:42</w:t>
-        </w:r>
-      </w:hyperlink>
+      <w:r>
+        <w:rPr>
+          <w:lang w:val="id_ID" w:bidi="id_ID"/>
+        </w:rPr>
+        <w:t>1Raj. 11:42</w:t>
+      </w:r>
       <w:r>
         <w:rPr>
           <w:lang w:val="id_ID" w:bidi="id_ID"/>
@@ -1638,18 +1404,12 @@
         </w:rPr>
         <w:t>Saul memulai dengan baik. Dia memenangkan kemenangan besar atas orang Amon di Yabesh-Gilead dan menunjukkan kebijaksanaan yang cukup besar dalam hal administrasi. Namun setelah sekitar dua tahun, ia menyusup ke dalam kantor imam untuk mempersembahkan korban, membawa nubuat ilahi bahwa kerajaannya akan direbut darinya (</w:t>
       </w:r>
-      <w:hyperlink r:id="rId52">
-        <w:r>
-          <w:rPr>
-            <w:lang w:val="id_ID" w:bidi="id_ID"/>
-          </w:rPr>
-          <w:rPr>
-            <w:color w:val="0000EE"/>
-            <w:u w:val="single"/>
-          </w:rPr>
-          <w:t>1Sam. 13:8–14</w:t>
-        </w:r>
-      </w:hyperlink>
+      <w:r>
+        <w:rPr>
+          <w:lang w:val="id_ID" w:bidi="id_ID"/>
+        </w:rPr>
+        <w:t>1Sam. 13:8–14</w:t>
+      </w:r>
       <w:r>
         <w:rPr>
           <w:lang w:val="id_ID" w:bidi="id_ID"/>
@@ -1670,18 +1430,12 @@
         </w:rPr>
         <w:t>Setelah ketidaktaatan Saul terhadap perintah Allah untuk menghancurkan bangsa Amalek, Tuhan menolak Saul dan memerintahkan Samuel untuk mengurapi Daud secara pribadi sebagai raja Israel di masa depan. Naiknya Daud menjadi terkenal didorong oleh kemenangannya atas Goliat dan kekalahan Filistin. Saul kemudian mengangkat Daud menjadi panglima tentara, dan pemuda itu segera mendapatkan reputasi yang lebih besar daripada reputasi sang raja sendiri. Saul, yang menjadi semakin terganggu secara mental setelah hubungannya dengan Allah terputus, mulai berusaha untuk membunuh Daud, dan selama tahun-tahun terakhir pemerintahan Saul, Daud hidup sebagai buronan. Sementara itu, orang Filistin semakin tidak terkendali dan akhirnya membunuh Saul dan sebagian besar putranya dalam pertempuran besar di Gunung Gilboa, yang membuat orang Filistin menguasai sebagian besar wilayah Palestina di sebelah barat Sungai Yordan (</w:t>
       </w:r>
-      <w:hyperlink r:id="rId53">
-        <w:r>
-          <w:rPr>
-            <w:lang w:val="id_ID" w:bidi="id_ID"/>
-          </w:rPr>
-          <w:rPr>
-            <w:color w:val="0000EE"/>
-            <w:u w:val="single"/>
-          </w:rPr>
-          <w:t>1Sam. 31:1–7</w:t>
-        </w:r>
-      </w:hyperlink>
+      <w:r>
+        <w:rPr>
+          <w:lang w:val="id_ID" w:bidi="id_ID"/>
+        </w:rPr>
+        <w:t>1Sam. 31:1–7</w:t>
+      </w:r>
       <w:r>
         <w:rPr>
           <w:lang w:val="id_ID" w:bidi="id_ID"/>
@@ -1702,18 +1456,12 @@
         </w:rPr>
         <w:t>Tak lama kemudian, Daud menjadi raja di Yehuda dengan ibu kotanya di Hebron. Seorang putra Saul, Isyboset, membangun sebuah kerajaan di Mahanaim, di sebelah timur Sungai Yordan. Selama tujuh tahun, kedua kerajaan kecil ini hidup berdampingan (</w:t>
       </w:r>
-      <w:hyperlink r:id="rId54">
-        <w:r>
-          <w:rPr>
-            <w:lang w:val="id_ID" w:bidi="id_ID"/>
-          </w:rPr>
-          <w:rPr>
-            <w:color w:val="0000EE"/>
-            <w:u w:val="single"/>
-          </w:rPr>
-          <w:t>2Sam. 2:2–11</w:t>
-        </w:r>
-      </w:hyperlink>
+      <w:r>
+        <w:rPr>
+          <w:lang w:val="id_ID" w:bidi="id_ID"/>
+        </w:rPr>
+        <w:t>2Sam. 2:2–11</w:t>
+      </w:r>
       <w:r>
         <w:rPr>
           <w:lang w:val="id_ID" w:bidi="id_ID"/>
@@ -1734,36 +1482,24 @@
         </w:rPr>
         <w:t>Tidak lama setelah awal pemerintahannya (1010–970 SM), Daud berhasil mengalahkan dan menaklukkan bangsa Filistin. Segera setelah itu, ia merebut Yerusalem dan menjadikannya sebagai ibu kota kerajaan yang bersatu. Selama tahun-tahun berikutnya, Daud membangun sebuah kerajaan (</w:t>
       </w:r>
-      <w:hyperlink r:id="rId55">
-        <w:r>
-          <w:rPr>
-            <w:lang w:val="id_ID" w:bidi="id_ID"/>
-          </w:rPr>
-          <w:rPr>
-            <w:color w:val="0000EE"/>
-            <w:u w:val="single"/>
-          </w:rPr>
-          <w:t>2Sam. 8:10</w:t>
-        </w:r>
-      </w:hyperlink>
+      <w:r>
+        <w:rPr>
+          <w:lang w:val="id_ID" w:bidi="id_ID"/>
+        </w:rPr>
+        <w:t>2Sam. 8:10</w:t>
+      </w:r>
       <w:r>
         <w:rPr>
           <w:lang w:val="id_ID" w:bidi="id_ID"/>
         </w:rPr>
         <w:t xml:space="preserve">; </w:t>
       </w:r>
-      <w:hyperlink r:id="rId56">
-        <w:r>
-          <w:rPr>
-            <w:lang w:val="id_ID" w:bidi="id_ID"/>
-          </w:rPr>
-          <w:rPr>
-            <w:color w:val="0000EE"/>
-            <w:u w:val="single"/>
-          </w:rPr>
-          <w:t>1Taw. 18–19</w:t>
-        </w:r>
-      </w:hyperlink>
+      <w:r>
+        <w:rPr>
+          <w:lang w:val="id_ID" w:bidi="id_ID"/>
+        </w:rPr>
+        <w:t>1Taw. 18–19</w:t>
+      </w:r>
       <w:r>
         <w:rPr>
           <w:lang w:val="id_ID" w:bidi="id_ID"/>
@@ -1784,90 +1520,60 @@
         </w:rPr>
         <w:t>Tidak diragukan lagi, Daud adalah raja terbesar Israel. Yerusalem kemudian dikenal sebagai kota Daud. Ketika sang raja ingin membangun bait suci sebagai rumah Allah, Allah menjawab bahwa putranya yang harus melakukannya. Namun, Allah akan membangun rumah Daud dalam arti yang sesungguhnya; Dia membuat perjanjian dengan Daud, berjanji kepadanya bahwa rumahnya (dinasti, kerajaan, takhta) akan didirikan untuk selama-lamanya (</w:t>
       </w:r>
-      <w:hyperlink r:id="rId57">
-        <w:r>
-          <w:rPr>
-            <w:lang w:val="id_ID" w:bidi="id_ID"/>
-          </w:rPr>
-          <w:rPr>
-            <w:color w:val="0000EE"/>
-            <w:u w:val="single"/>
-          </w:rPr>
-          <w:t>2Sam. 7</w:t>
-        </w:r>
-      </w:hyperlink>
+      <w:r>
+        <w:rPr>
+          <w:lang w:val="id_ID" w:bidi="id_ID"/>
+        </w:rPr>
+        <w:t>2Sam. 7</w:t>
+      </w:r>
       <w:r>
         <w:rPr>
           <w:lang w:val="id_ID" w:bidi="id_ID"/>
         </w:rPr>
         <w:t xml:space="preserve">). Hanya Kristus, Dia yang tak terbatas yang berasal dari garis keturunan Daud, yang mampu menggenapi janji ilahi ini (lihat </w:t>
       </w:r>
-      <w:hyperlink r:id="rId58">
-        <w:r>
-          <w:rPr>
-            <w:lang w:val="id_ID" w:bidi="id_ID"/>
-          </w:rPr>
-          <w:rPr>
-            <w:color w:val="0000EE"/>
-            <w:u w:val="single"/>
-          </w:rPr>
-          <w:t>Luk. 1:31–33</w:t>
-        </w:r>
-      </w:hyperlink>
+      <w:r>
+        <w:rPr>
+          <w:lang w:val="id_ID" w:bidi="id_ID"/>
+        </w:rPr>
+        <w:t>Luk. 1:31–33</w:t>
+      </w:r>
       <w:r>
         <w:rPr>
           <w:lang w:val="id_ID" w:bidi="id_ID"/>
         </w:rPr>
         <w:t xml:space="preserve">; </w:t>
       </w:r>
-      <w:hyperlink r:id="rId59">
-        <w:r>
-          <w:rPr>
-            <w:lang w:val="id_ID" w:bidi="id_ID"/>
-          </w:rPr>
-          <w:rPr>
-            <w:color w:val="0000EE"/>
-            <w:u w:val="single"/>
-          </w:rPr>
-          <w:t>Kisah 2:29–36</w:t>
-        </w:r>
-      </w:hyperlink>
+      <w:r>
+        <w:rPr>
+          <w:lang w:val="id_ID" w:bidi="id_ID"/>
+        </w:rPr>
+        <w:t>Kisah 2:29–36</w:t>
+      </w:r>
       <w:r>
         <w:rPr>
           <w:lang w:val="id_ID" w:bidi="id_ID"/>
         </w:rPr>
         <w:t xml:space="preserve">; </w:t>
       </w:r>
-      <w:hyperlink r:id="rId60">
-        <w:r>
-          <w:rPr>
-            <w:lang w:val="id_ID" w:bidi="id_ID"/>
-          </w:rPr>
-          <w:rPr>
-            <w:color w:val="0000EE"/>
-            <w:u w:val="single"/>
-          </w:rPr>
-          <w:t>13:32–39</w:t>
-        </w:r>
-      </w:hyperlink>
+      <w:r>
+        <w:rPr>
+          <w:lang w:val="id_ID" w:bidi="id_ID"/>
+        </w:rPr>
+        <w:t>13:32–39</w:t>
+      </w:r>
       <w:r>
         <w:rPr>
           <w:lang w:val="id_ID" w:bidi="id_ID"/>
         </w:rPr>
         <w:t xml:space="preserve">; </w:t>
       </w:r>
-      <w:hyperlink r:id="rId61">
-        <w:r>
-          <w:rPr>
-            <w:lang w:val="id_ID" w:bidi="id_ID"/>
-          </w:rPr>
-          <w:rPr>
-            <w:color w:val="0000EE"/>
-            <w:u w:val="single"/>
-          </w:rPr>
-          <w:t>15:14–17</w:t>
-        </w:r>
-      </w:hyperlink>
+      <w:r>
+        <w:rPr>
+          <w:lang w:val="id_ID" w:bidi="id_ID"/>
+        </w:rPr>
+        <w:t>15:14–17</w:t>
+      </w:r>
       <w:r>
         <w:rPr>
           <w:lang w:val="id_ID" w:bidi="id_ID"/>
@@ -1916,18 +1622,12 @@
         </w:rPr>
         <w:t>Tampaknya sangat dipengaruhi oleh kesaksian rohani Daud dan menginginkan berkat Allah atas pemerintahannya, Salomo melakukan pengorbanan besar kepada Allah di Gibeon menjelang awal pemerintahannya. Allah menemuinya di sana dan menawarkan untuk mengabulkan apa pun yang dia minta. Salomo meminta pengertian dan hikmat untuk memerintah umat Allah (</w:t>
       </w:r>
-      <w:hyperlink r:id="rId62">
-        <w:r>
-          <w:rPr>
-            <w:lang w:val="id_ID" w:bidi="id_ID"/>
-          </w:rPr>
-          <w:rPr>
-            <w:color w:val="0000EE"/>
-            <w:u w:val="single"/>
-          </w:rPr>
-          <w:t>1Raj. 3:9</w:t>
-        </w:r>
-      </w:hyperlink>
+      <w:r>
+        <w:rPr>
+          <w:lang w:val="id_ID" w:bidi="id_ID"/>
+        </w:rPr>
+        <w:t>1Raj. 3:9</w:t>
+      </w:r>
       <w:r>
         <w:rPr>
           <w:lang w:val="id_ID" w:bidi="id_ID"/>
@@ -1948,18 +1648,12 @@
         </w:rPr>
         <w:t>Sayangnya, Salomo tidak menunjukkan hikmat seperti itu dalam memiliki 700 istri dan 300 gundik atau dalam pengeluaran yang berlebihan yang membuat negara berada dalam kesulitan keuangan yang serius. Dia bahkan mendirikan tempat-tempat ibadah untuk istri-istri asingnya, sehingga mendukung penyembahan berhala mereka dan menimbulkan murka Allah. Kenyataannya, istri-istri asing dan penyembahan berhala mereka terbukti menjadi penyebab kejatuhannya; sebelum Salomo meninggal, Allah memberitahukan kepadanya bahwa karena alasan ini, Dia akan membagi kerajaan pada saat kematiannya dan memberikan sebagian besar kerajaan itu kepada orang lain selain putra Salomo. Namun, demi Daud, Allah akan mempertahankan Yehuda dan Yerusalem di tangan keturunan Daud (</w:t>
       </w:r>
-      <w:hyperlink r:id="rId63">
-        <w:r>
-          <w:rPr>
-            <w:lang w:val="id_ID" w:bidi="id_ID"/>
-          </w:rPr>
-          <w:rPr>
-            <w:color w:val="0000EE"/>
-            <w:u w:val="single"/>
-          </w:rPr>
-          <w:t>1Raj. 11:9–13</w:t>
-        </w:r>
-      </w:hyperlink>
+      <w:r>
+        <w:rPr>
+          <w:lang w:val="id_ID" w:bidi="id_ID"/>
+        </w:rPr>
+        <w:t>1Raj. 11:9–13</w:t>
+      </w:r>
       <w:r>
         <w:rPr>
           <w:lang w:val="id_ID" w:bidi="id_ID"/>
@@ -2251,18 +1945,12 @@
         </w:rPr>
         <w:t>Raja Yehuda berikutnya, Hizkia (715–686 SM), sangat tersadarkan oleh kejatuhan Israel karena dosa-dosanya, dan dia bertekad untuk meluncurkan reformasi di kerajaannya. Dia juga anti Asyur, tetapi dia tidak berani menghentikan pembayaran upeti dan menuntut kemerdekaan sampai setelah Sanherib naik takhta di Niniwe pada tahun 705 SM. Pada awalnya Sanherib terlalu sibuk untuk mengurus Yehuda, tetapi akhirnya pada tahun 701 dia menyerang. Meskipun pada awalnya ia meraih kesuksesan yang luar biasa, ia dihentikan oleh wabah penyakit yang dikirim secara ilahi (</w:t>
       </w:r>
-      <w:hyperlink r:id="rId64">
-        <w:r>
-          <w:rPr>
-            <w:lang w:val="id_ID" w:bidi="id_ID"/>
-          </w:rPr>
-          <w:rPr>
-            <w:color w:val="0000EE"/>
-            <w:u w:val="single"/>
-          </w:rPr>
-          <w:t>Yes. 36–39</w:t>
-        </w:r>
-      </w:hyperlink>
+      <w:r>
+        <w:rPr>
+          <w:lang w:val="id_ID" w:bidi="id_ID"/>
+        </w:rPr>
+        <w:t>Yes. 36–39</w:t>
+      </w:r>
       <w:r>
         <w:rPr>
           <w:lang w:val="id_ID" w:bidi="id_ID"/>
@@ -2283,18 +1971,12 @@
         </w:rPr>
         <w:t>Putra Hizkia, Manasye (697–642 SM), memerintah lebih lama daripada raja-raja Israel dan Yehuda lainnya. Sayangnya, ia berbalik dari teladan ayahnya dan menyebabkan rakyatnya jatuh ke dalam penyembahan berhala yang sangat keji (</w:t>
       </w:r>
-      <w:hyperlink r:id="rId65">
-        <w:r>
-          <w:rPr>
-            <w:lang w:val="id_ID" w:bidi="id_ID"/>
-          </w:rPr>
-          <w:rPr>
-            <w:color w:val="0000EE"/>
-            <w:u w:val="single"/>
-          </w:rPr>
-          <w:t>2Raj. 21:9</w:t>
-        </w:r>
-      </w:hyperlink>
+      <w:r>
+        <w:rPr>
+          <w:lang w:val="id_ID" w:bidi="id_ID"/>
+        </w:rPr>
+        <w:t>2Raj. 21:9</w:t>
+      </w:r>
       <w:r>
         <w:rPr>
           <w:lang w:val="id_ID" w:bidi="id_ID"/>
@@ -2343,18 +2025,12 @@
         </w:rPr>
         <w:t>Sejak saat itu, segalanya menurun bagi Yehuda. Tak satu pun dari raja-raja lainnya yang saleh, dan kekuatan politik serta kesehatan ekonomi menurun dengan cepat. Rakyat menempatkan salah satu putra Yosia, Yoahas, di atas takhta. Dia memerintah selama tiga bulan. Firaun Nekho menggantikannya dengan Yoyakim (609–598 SM), putra Yosia yang lain. Pada tahun 605 Nebukadnezar dari Babel mengalahkan Nekho, menyerbu Yehuda, dan mengambil upeti serta tawanan dari Yoyakim, termasuk Daniel dan kawan-kawannya (</w:t>
       </w:r>
-      <w:hyperlink r:id="rId66">
-        <w:r>
-          <w:rPr>
-            <w:lang w:val="id_ID" w:bidi="id_ID"/>
-          </w:rPr>
-          <w:rPr>
-            <w:color w:val="0000EE"/>
-            <w:u w:val="single"/>
-          </w:rPr>
-          <w:t>Dan. 1:1</w:t>
-        </w:r>
-      </w:hyperlink>
+      <w:r>
+        <w:rPr>
+          <w:lang w:val="id_ID" w:bidi="id_ID"/>
+        </w:rPr>
+        <w:t>Dan. 1:1</w:t>
+      </w:r>
       <w:r>
         <w:rPr>
           <w:lang w:val="id_ID" w:bidi="id_ID"/>
@@ -2428,54 +2104,36 @@
         </w:rPr>
         <w:t>Pemulihan Allah atas sebuah komunitas yang terorganisir di Palestina terutama melibatkan kekayaan Koresh yang “diurapi-Nya” (</w:t>
       </w:r>
-      <w:hyperlink r:id="rId67">
-        <w:r>
-          <w:rPr>
-            <w:lang w:val="id_ID" w:bidi="id_ID"/>
-          </w:rPr>
-          <w:rPr>
-            <w:color w:val="0000EE"/>
-            <w:u w:val="single"/>
-          </w:rPr>
-          <w:t>Yes. 44:28</w:t>
-        </w:r>
-      </w:hyperlink>
+      <w:r>
+        <w:rPr>
+          <w:lang w:val="id_ID" w:bidi="id_ID"/>
+        </w:rPr>
+        <w:t>Yes. 44:28</w:t>
+      </w:r>
       <w:r>
         <w:rPr>
           <w:lang w:val="id_ID" w:bidi="id_ID"/>
         </w:rPr>
         <w:t xml:space="preserve">; </w:t>
       </w:r>
-      <w:hyperlink r:id="rId68">
-        <w:r>
-          <w:rPr>
-            <w:lang w:val="id_ID" w:bidi="id_ID"/>
-          </w:rPr>
-          <w:rPr>
-            <w:color w:val="0000EE"/>
-            <w:u w:val="single"/>
-          </w:rPr>
-          <w:t>45:1</w:t>
-        </w:r>
-      </w:hyperlink>
+      <w:r>
+        <w:rPr>
+          <w:lang w:val="id_ID" w:bidi="id_ID"/>
+        </w:rPr>
+        <w:t>45:1</w:t>
+      </w:r>
       <w:r>
         <w:rPr>
           <w:lang w:val="id_ID" w:bidi="id_ID"/>
         </w:rPr>
         <w:t>). Koresh adalah seorang pangeran Persia yang pada tahun 559 SM memberontak terhadap dinasti dominan yang menguasai Kekaisaran Media. Setelah mengukuhkan kekuasaannya di atas takhta, ia melanjutkan untuk menaklukkan Asia Kecil dan Kekaisaran Kasdim atau Neo-Babilonia. Sebagai seorang yang manusiawi dan administrator yang bijaksana, dia mengizinkan orang-orang yang ditawan untuk kembali ke rumah mereka dan membangun kembali komunitas mereka. Dekrit Koresh kepada orang-orang Yahudi muncul dalam kitab Ezra 1 dan mungkin berasal dari tahun 538 SM. Sebanyak hampir 50.000 orang kembali ke Yehuda sebagai akibat dari dekrit ini (</w:t>
       </w:r>
-      <w:hyperlink r:id="rId69">
-        <w:r>
-          <w:rPr>
-            <w:lang w:val="id_ID" w:bidi="id_ID"/>
-          </w:rPr>
-          <w:rPr>
-            <w:color w:val="0000EE"/>
-            <w:u w:val="single"/>
-          </w:rPr>
-          <w:t>Ezr. 2:64–65</w:t>
-        </w:r>
-      </w:hyperlink>
+      <w:r>
+        <w:rPr>
+          <w:lang w:val="id_ID" w:bidi="id_ID"/>
+        </w:rPr>
+        <w:t>Ezr. 2:64–65</w:t>
+      </w:r>
       <w:r>
         <w:rPr>
           <w:lang w:val="id_ID" w:bidi="id_ID"/>
@@ -2496,72 +2154,48 @@
         </w:rPr>
         <w:t>Di bawah tegangan dan tekanan untuk membangun kembali, orang-orang membangun rumah-rumah mereka, tetapi tidak sampai pada tahap peletakan fondasi bait suci yang baru. Akhirnya, nabi Hagai dan Zakharia menggerakkan umat untuk membangun kembali rumah Allah (</w:t>
       </w:r>
-      <w:hyperlink r:id="rId70">
-        <w:r>
-          <w:rPr>
-            <w:lang w:val="id_ID" w:bidi="id_ID"/>
-          </w:rPr>
-          <w:rPr>
-            <w:color w:val="0000EE"/>
-            <w:u w:val="single"/>
-          </w:rPr>
-          <w:t>Ezr. 5:1</w:t>
-        </w:r>
-      </w:hyperlink>
+      <w:r>
+        <w:rPr>
+          <w:lang w:val="id_ID" w:bidi="id_ID"/>
+        </w:rPr>
+        <w:t>Ezr. 5:1</w:t>
+      </w:r>
       <w:r>
         <w:rPr>
           <w:lang w:val="id_ID" w:bidi="id_ID"/>
         </w:rPr>
         <w:t xml:space="preserve">). Mereka memulai membangunnya pada tahun kedua Darius I, yang Agung (520 SM; </w:t>
       </w:r>
-      <w:hyperlink r:id="rId71">
-        <w:r>
-          <w:rPr>
-            <w:lang w:val="id_ID" w:bidi="id_ID"/>
-          </w:rPr>
-          <w:rPr>
-            <w:color w:val="0000EE"/>
-            <w:u w:val="single"/>
-          </w:rPr>
-          <w:t>Hag. 1:1</w:t>
-        </w:r>
-      </w:hyperlink>
+      <w:r>
+        <w:rPr>
+          <w:lang w:val="id_ID" w:bidi="id_ID"/>
+        </w:rPr>
+        <w:t>Hag. 1:1</w:t>
+      </w:r>
       <w:r>
         <w:rPr>
           <w:lang w:val="id_ID" w:bidi="id_ID"/>
         </w:rPr>
         <w:t xml:space="preserve">; </w:t>
       </w:r>
-      <w:hyperlink r:id="rId72">
-        <w:r>
-          <w:rPr>
-            <w:lang w:val="id_ID" w:bidi="id_ID"/>
-          </w:rPr>
-          <w:rPr>
-            <w:color w:val="0000EE"/>
-            <w:u w:val="single"/>
-          </w:rPr>
-          <w:t>Za. 1:1</w:t>
-        </w:r>
-      </w:hyperlink>
+      <w:r>
+        <w:rPr>
+          <w:lang w:val="id_ID" w:bidi="id_ID"/>
+        </w:rPr>
+        <w:t>Za. 1:1</w:t>
+      </w:r>
       <w:r>
         <w:rPr>
           <w:lang w:val="id_ID" w:bidi="id_ID"/>
         </w:rPr>
         <w:t xml:space="preserve">), dan menyelesaikan pekerjaan itu pada tahun keenam pemerintahannya (515 SM; </w:t>
       </w:r>
-      <w:hyperlink r:id="rId73">
-        <w:r>
-          <w:rPr>
-            <w:lang w:val="id_ID" w:bidi="id_ID"/>
-          </w:rPr>
-          <w:rPr>
-            <w:color w:val="0000EE"/>
-            <w:u w:val="single"/>
-          </w:rPr>
-          <w:t>Ezr. 6:15</w:t>
-        </w:r>
-      </w:hyperlink>
+      <w:r>
+        <w:rPr>
+          <w:lang w:val="id_ID" w:bidi="id_ID"/>
+        </w:rPr>
+        <w:t>Ezr. 6:15</w:t>
+      </w:r>
       <w:r>
         <w:rPr>
           <w:lang w:val="id_ID" w:bidi="id_ID"/>
@@ -2582,18 +2216,12 @@
         </w:rPr>
         <w:t xml:space="preserve">Pada masa pemerintahan putra Darius, Xerxes (486–465 SM), sebuah rencana dibuat untuk memusnahkan semua orang Yahudi di Kekaisaran Persia, yang pada saat itu menguasai tanah tempat tinggal orang Yahudi. Untungnya, Xerxes (Ahasyweros dalam kitab Ester), pada tahun ketiganya (483 SM; </w:t>
       </w:r>
-      <w:hyperlink r:id="rId74">
-        <w:r>
-          <w:rPr>
-            <w:lang w:val="id_ID" w:bidi="id_ID"/>
-          </w:rPr>
-          <w:rPr>
-            <w:color w:val="0000EE"/>
-            <w:u w:val="single"/>
-          </w:rPr>
-          <w:t>Est. 1:3</w:t>
-        </w:r>
-      </w:hyperlink>
+      <w:r>
+        <w:rPr>
+          <w:lang w:val="id_ID" w:bidi="id_ID"/>
+        </w:rPr>
+        <w:t>Est. 1:3</w:t>
+      </w:r>
       <w:r>
         <w:rPr>
           <w:lang w:val="id_ID" w:bidi="id_ID"/>
@@ -2614,36 +2242,24 @@
         </w:rPr>
         <w:t xml:space="preserve">Putra Xerxes, Artahsasta I (465–424 SM), juga memiliki peran penting dalam sejarah Yahudi. Pada tahun ketujuh pemerintahannya (458 SM; </w:t>
       </w:r>
-      <w:hyperlink r:id="rId75">
-        <w:r>
-          <w:rPr>
-            <w:lang w:val="id_ID" w:bidi="id_ID"/>
-          </w:rPr>
-          <w:rPr>
-            <w:color w:val="0000EE"/>
-            <w:u w:val="single"/>
-          </w:rPr>
-          <w:t>Ezr. 7:7</w:t>
-        </w:r>
-      </w:hyperlink>
+      <w:r>
+        <w:rPr>
+          <w:lang w:val="id_ID" w:bidi="id_ID"/>
+        </w:rPr>
+        <w:t>Ezr. 7:7</w:t>
+      </w:r>
       <w:r>
         <w:rPr>
           <w:lang w:val="id_ID" w:bidi="id_ID"/>
         </w:rPr>
         <w:t xml:space="preserve">), di bawah kepemimpinan Ezra, kontingen kedua orang Yahudi kembali ke Yerusalem. Dan pada tahun ke-20 pemerintahan Artahsasta (445 SM; </w:t>
       </w:r>
-      <w:hyperlink r:id="rId76">
-        <w:r>
-          <w:rPr>
-            <w:lang w:val="id_ID" w:bidi="id_ID"/>
-          </w:rPr>
-          <w:rPr>
-            <w:color w:val="0000EE"/>
-            <w:u w:val="single"/>
-          </w:rPr>
-          <w:t>Neh. 2:1</w:t>
-        </w:r>
-      </w:hyperlink>
+      <w:r>
+        <w:rPr>
+          <w:lang w:val="id_ID" w:bidi="id_ID"/>
+        </w:rPr>
+        <w:t>Neh. 2:1</w:t>
+      </w:r>
       <w:r>
         <w:rPr>
           <w:lang w:val="id_ID" w:bidi="id_ID"/>
@@ -2678,18 +2294,12 @@
         </w:rPr>
         <w:t>Sebuah kuil Samaria kemudian dibangun di Gunung Gerizim (mungkin pada abad ke-5 SM), dan menjadi pusat peribadatan orang Samaria. Permusuhan antara orang Samaria dan orang Yahudi terus berlanjut hingga masa PB (</w:t>
       </w:r>
-      <w:hyperlink r:id="rId77">
-        <w:r>
-          <w:rPr>
-            <w:lang w:val="id_ID" w:bidi="id_ID"/>
-          </w:rPr>
-          <w:rPr>
-            <w:color w:val="0000EE"/>
-            <w:u w:val="single"/>
-          </w:rPr>
-          <w:t>Yoh. 4</w:t>
-        </w:r>
-      </w:hyperlink>
+      <w:r>
+        <w:rPr>
+          <w:lang w:val="id_ID" w:bidi="id_ID"/>
+        </w:rPr>
+        <w:t>Yoh. 4</w:t>
+      </w:r>
       <w:r>
         <w:rPr>
           <w:lang w:val="id_ID" w:bidi="id_ID"/>
@@ -2761,25 +2371,7 @@
         <w:rPr>
           <w:lang w:val="id_ID" w:bidi="id_ID"/>
         </w:rPr>
-        <w:t>Beberapa orang Yahudi menyerah pada perintah Antiokhus atau hanya melawan secara pasif, tetapi beberapa orang memutuskan untuk melawan secara terbuka. Di antara mereka adalah Mattathias dan kelima putranya. Setelah kematian Mattathias, putranya, Yudas Makabeus, memimpin pasukannya menuju kemenangan atas orang-orang Siria, dan mendapatkan kembali hak untuk memulihkan ibadah Yahudi. Penahbisan kembali bait suci pada tanggal 25 Desember 164 SM, meresmikan Festival Hanukkah (</w:t>
-      </w:r>
-      <w:hyperlink r:id="rId78">
-        <w:r>
-          <w:rPr>
-            <w:lang w:val="id_ID" w:bidi="id_ID"/>
-          </w:rPr>
-          <w:rPr>
-            <w:color w:val="0000EE"/>
-            <w:u w:val="single"/>
-          </w:rPr>
-          <w:t>1 Makabe 4:36–59</w:t>
-        </w:r>
-      </w:hyperlink>
-      <w:r>
-        <w:rPr>
-          <w:lang w:val="id_ID" w:bidi="id_ID"/>
-        </w:rPr>
-        <w:t>). Setelah itu, Yonatan dan Simon (putra-putra Mattathias yang lain) melanjutkan perjuangan hingga kemerdekaan diperoleh pada tahun 142 SM; hal ini dimungkinkan sebagian besar karena mereka melihat bagaimana mengambil keuntungan dari semakin lemahnya para penguasa Siria dan persaingan untuk jabatan kerajaan.</w:t>
+        <w:t>Beberapa orang Yahudi menyerah pada perintah Antiokhus atau hanya melawan secara pasif, tetapi beberapa orang memutuskan untuk melawan secara terbuka. Di antara mereka adalah Mattathias dan kelima putranya. Setelah kematian Mattathias, putranya, Yudas Makabeus, memimpin pasukannya menuju kemenangan atas orang-orang Siria, dan mendapatkan kembali hak untuk memulihkan ibadah Yahudi. Penahbisan kembali bait suci pada tanggal 25 Desember 164 SM, meresmikan Festival Hanukkah (1 Makabe 4:36–59). Setelah itu, Yonatan dan Simon (putra-putra Mattathias yang lain) melanjutkan perjuangan hingga kemerdekaan diperoleh pada tahun 142 SM; hal ini dimungkinkan sebagian besar karena mereka melihat bagaimana mengambil keuntungan dari semakin lemahnya para penguasa Siria dan persaingan untuk jabatan kerajaan.</w:t>
       </w:r>
     </w:p>
     <w:p>
@@ -2932,36 +2524,24 @@
         </w:rPr>
         <w:t>Para prefek Romawi memerintah Palestina dari tahun 44–66 Masehi. Mereka memiliki bakat untuk menyinggung perasaan keagamaan orang-orang Yahudi dan mengasingkan mereka dengan cara lain. Di bawah Feliks (52–60 M), mulai terjadi ketegangan antara orang Yahudi dan Romawi yang berujung pada pemberontakan Yahudi pertama (66–70 M). Ketika Paulus dipenjarakan di Kaisarea (</w:t>
       </w:r>
-      <w:hyperlink r:id="rId79">
-        <w:r>
-          <w:rPr>
-            <w:lang w:val="id_ID" w:bidi="id_ID"/>
-          </w:rPr>
-          <w:rPr>
-            <w:color w:val="0000EE"/>
-            <w:u w:val="single"/>
-          </w:rPr>
-          <w:t>Kisah 23:23–24:27</w:t>
-        </w:r>
-      </w:hyperlink>
+      <w:r>
+        <w:rPr>
+          <w:lang w:val="id_ID" w:bidi="id_ID"/>
+        </w:rPr>
+        <w:t>Kisah 23:23–24:27</w:t>
+      </w:r>
       <w:r>
         <w:rPr>
           <w:lang w:val="id_ID" w:bidi="id_ID"/>
         </w:rPr>
         <w:t xml:space="preserve">) sekitar tahun 58–60 M, kerusuhan terjadi di sana antara orang Yahudi dan bukan Yahudi. Festus (60–62 M; </w:t>
       </w:r>
-      <w:hyperlink r:id="rId80">
-        <w:r>
-          <w:rPr>
-            <w:lang w:val="id_ID" w:bidi="id_ID"/>
-          </w:rPr>
-          <w:rPr>
-            <w:color w:val="0000EE"/>
-            <w:u w:val="single"/>
-          </w:rPr>
-          <w:t>Kisah 25</w:t>
-        </w:r>
-      </w:hyperlink>
+      <w:r>
+        <w:rPr>
+          <w:lang w:val="id_ID" w:bidi="id_ID"/>
+        </w:rPr>
+        <w:t>Kisah 25</w:t>
+      </w:r>
       <w:r>
         <w:rPr>
           <w:lang w:val="id_ID" w:bidi="id_ID"/>
